--- a/徐霞客社区建设情况汇报.docx
+++ b/徐霞客社区建设情况汇报.docx
@@ -751,7 +751,7 @@
           <w:i w:val="0"/>
           <w:sz w:val="30"/>
         </w:rPr>
-        <w:t>二、第一阶段：V1.0 上线必修项（即日起 — 8月31日）</w:t>
+        <w:t>二、第一阶段：V1.0 上线必修项（8月下旬 — 9月中旬）</w:t>
       </w:r>
     </w:p>
     <w:p>
@@ -763,6 +763,20 @@
           <w:sz w:val="21"/>
         </w:rPr>
         <w:t>阶段目标：补齐所有影响正式上线的阻断项，使社区具备正式发布条件。</w:t>
+      </w:r>
+    </w:p>
+    <w:p>
+      <w:pPr>
+        <w:pStyle w:val="Heading3"/>
+      </w:pPr>
+      <w:r>
+        <w:rPr>
+          <w:rFonts w:ascii="Microsoft YaHei" w:hAnsi="Microsoft YaHei" w:eastAsia="Microsoft YaHei"/>
+          <w:b/>
+          <w:i w:val="0"/>
+          <w:sz w:val="24"/>
+        </w:rPr>
+        <w:t>2.1 第一周（8.20 — 8.26）：基础设施与安全</w:t>
       </w:r>
     </w:p>
     <w:tbl>
@@ -1046,7 +1060,7 @@
                 <w:i w:val="0"/>
                 <w:sz w:val="19"/>
               </w:rPr>
-              <w:t>目前 HTTP，影响安全</w:t>
+              <w:t>目前 HTTP，影响安全与正式上线形象</w:t>
             </w:r>
           </w:p>
         </w:tc>
@@ -1066,7 +1080,7 @@
                 <w:i w:val="0"/>
                 <w:sz w:val="19"/>
               </w:rPr>
-              <w:t>申请域名证书 + 全站跳转 HTTPS</w:t>
+              <w:t>申请 SSL 证书（Let's Encrypt 免费证书或购买商业证书）；配置 Nginx HTTPS 终结；全站 HTTP→HTTPS 强制跳转；更新前端 WebSocket/SSE 连接为 wss://</w:t>
             </w:r>
           </w:p>
         </w:tc>
@@ -1086,7 +1100,7 @@
                 <w:i w:val="0"/>
                 <w:sz w:val="19"/>
               </w:rPr>
-              <w:t>全站 HTTPS 可访问，无安全警告</w:t>
+              <w:t>全站 HTTPS 可访问，浏览器无安全警告，WebSocket/SSE 正常工作</w:t>
             </w:r>
           </w:p>
         </w:tc>
@@ -1148,7 +1162,7 @@
                 <w:i w:val="0"/>
                 <w:sz w:val="19"/>
               </w:rPr>
-              <w:t>e2e 存在少量预存错误</w:t>
+              <w:t>Playwright 9 个 spec 存在少量预存错误</w:t>
             </w:r>
           </w:p>
         </w:tc>
@@ -1168,7 +1182,7 @@
                 <w:i w:val="0"/>
                 <w:sz w:val="19"/>
               </w:rPr>
-              <w:t>专项清零，回归全量用例（9个spec）</w:t>
+              <w:t>逐项排查失败用例（认证/用户流程/管理员流程/权限/视觉快照/响应式/素材库/日记全链路）；修复后回归全量用例</w:t>
             </w:r>
           </w:p>
         </w:tc>
@@ -1188,7 +1202,251 @@
                 <w:i w:val="0"/>
                 <w:sz w:val="19"/>
               </w:rPr>
-              <w:t>全部 spec 通过，0 失败</w:t>
+              <w:t>9 个 spec 全部通过，0 失败</w:t>
+            </w:r>
+          </w:p>
+        </w:tc>
+      </w:tr>
+    </w:tbl>
+    <w:p>
+      <w:pPr>
+        <w:spacing w:after="0"/>
+      </w:pPr>
+    </w:p>
+    <w:p>
+      <w:pPr>
+        <w:pStyle w:val="Heading3"/>
+      </w:pPr>
+      <w:r>
+        <w:rPr>
+          <w:rFonts w:ascii="Microsoft YaHei" w:hAnsi="Microsoft YaHei" w:eastAsia="Microsoft YaHei"/>
+          <w:b/>
+          <w:i w:val="0"/>
+          <w:sz w:val="24"/>
+        </w:rPr>
+        <w:t>2.2 第二周（8.27 — 9.2）：内容合规与数据完整</w:t>
+      </w:r>
+    </w:p>
+    <w:tbl>
+      <w:tblPr>
+        <w:tblStyle w:val="TableGrid"/>
+        <w:tblW w:type="auto" w:w="0"/>
+        <w:jc w:val="center"/>
+        <w:tblLayout w:type="autofit"/>
+        <w:tblLook w:firstColumn="1" w:firstRow="1" w:lastColumn="0" w:lastRow="0" w:noHBand="0" w:noVBand="1" w:val="04A0"/>
+      </w:tblPr>
+      <w:tblGrid>
+        <w:gridCol w:w="1813"/>
+        <w:gridCol w:w="1813"/>
+        <w:gridCol w:w="1813"/>
+        <w:gridCol w:w="1813"/>
+        <w:gridCol w:w="1813"/>
+      </w:tblGrid>
+      <w:tr>
+        <w:tc>
+          <w:tcPr>
+            <w:tcW w:type="dxa" w:w="1813"/>
+            <w:shd w:val="clear" w:color="auto" w:fill="D9D9D9"/>
+          </w:tcPr>
+          <w:p>
+            <w:pPr>
+              <w:jc w:val="center"/>
+            </w:pPr>
+            <w:r/>
+            <w:r>
+              <w:rPr>
+                <w:rFonts w:ascii="Microsoft YaHei" w:hAnsi="Microsoft YaHei" w:eastAsia="Microsoft YaHei"/>
+                <w:b/>
+                <w:i w:val="0"/>
+                <w:sz w:val="20"/>
+              </w:rPr>
+              <w:t>#</w:t>
+            </w:r>
+          </w:p>
+        </w:tc>
+        <w:tc>
+          <w:tcPr>
+            <w:tcW w:type="dxa" w:w="1813"/>
+            <w:shd w:val="clear" w:color="auto" w:fill="D9D9D9"/>
+          </w:tcPr>
+          <w:p>
+            <w:pPr>
+              <w:jc w:val="center"/>
+            </w:pPr>
+            <w:r/>
+            <w:r>
+              <w:rPr>
+                <w:rFonts w:ascii="Microsoft YaHei" w:hAnsi="Microsoft YaHei" w:eastAsia="Microsoft YaHei"/>
+                <w:b/>
+                <w:i w:val="0"/>
+                <w:sz w:val="20"/>
+              </w:rPr>
+              <w:t>研究任务</w:t>
+            </w:r>
+          </w:p>
+        </w:tc>
+        <w:tc>
+          <w:tcPr>
+            <w:tcW w:type="dxa" w:w="1813"/>
+            <w:shd w:val="clear" w:color="auto" w:fill="D9D9D9"/>
+          </w:tcPr>
+          <w:p>
+            <w:pPr>
+              <w:jc w:val="center"/>
+            </w:pPr>
+            <w:r/>
+            <w:r>
+              <w:rPr>
+                <w:rFonts w:ascii="Microsoft YaHei" w:hAnsi="Microsoft YaHei" w:eastAsia="Microsoft YaHei"/>
+                <w:b/>
+                <w:i w:val="0"/>
+                <w:sz w:val="20"/>
+              </w:rPr>
+              <w:t>当前状态</w:t>
+            </w:r>
+          </w:p>
+        </w:tc>
+        <w:tc>
+          <w:tcPr>
+            <w:tcW w:type="dxa" w:w="1813"/>
+            <w:shd w:val="clear" w:color="auto" w:fill="D9D9D9"/>
+          </w:tcPr>
+          <w:p>
+            <w:pPr>
+              <w:jc w:val="center"/>
+            </w:pPr>
+            <w:r/>
+            <w:r>
+              <w:rPr>
+                <w:rFonts w:ascii="Microsoft YaHei" w:hAnsi="Microsoft YaHei" w:eastAsia="Microsoft YaHei"/>
+                <w:b/>
+                <w:i w:val="0"/>
+                <w:sz w:val="20"/>
+              </w:rPr>
+              <w:t>计划内容</w:t>
+            </w:r>
+          </w:p>
+        </w:tc>
+        <w:tc>
+          <w:tcPr>
+            <w:tcW w:type="dxa" w:w="1813"/>
+            <w:shd w:val="clear" w:color="auto" w:fill="D9D9D9"/>
+          </w:tcPr>
+          <w:p>
+            <w:pPr>
+              <w:jc w:val="center"/>
+            </w:pPr>
+            <w:r/>
+            <w:r>
+              <w:rPr>
+                <w:rFonts w:ascii="Microsoft YaHei" w:hAnsi="Microsoft YaHei" w:eastAsia="Microsoft YaHei"/>
+                <w:b/>
+                <w:i w:val="0"/>
+                <w:sz w:val="20"/>
+              </w:rPr>
+              <w:t>验收标准</w:t>
+            </w:r>
+          </w:p>
+        </w:tc>
+      </w:tr>
+      <w:tr>
+        <w:tc>
+          <w:tcPr>
+            <w:tcW w:type="dxa" w:w="1813"/>
+          </w:tcPr>
+          <w:p>
+            <w:pPr>
+              <w:jc w:val="left"/>
+            </w:pPr>
+            <w:r/>
+            <w:r>
+              <w:rPr>
+                <w:rFonts w:ascii="Microsoft YaHei" w:hAnsi="Microsoft YaHei" w:eastAsia="Microsoft YaHei"/>
+                <w:b w:val="0"/>
+                <w:i w:val="0"/>
+                <w:sz w:val="19"/>
+              </w:rPr>
+              <w:t>---</w:t>
+            </w:r>
+          </w:p>
+        </w:tc>
+        <w:tc>
+          <w:tcPr>
+            <w:tcW w:type="dxa" w:w="1813"/>
+          </w:tcPr>
+          <w:p>
+            <w:pPr>
+              <w:jc w:val="left"/>
+            </w:pPr>
+            <w:r/>
+            <w:r>
+              <w:rPr>
+                <w:rFonts w:ascii="Microsoft YaHei" w:hAnsi="Microsoft YaHei" w:eastAsia="Microsoft YaHei"/>
+                <w:b w:val="0"/>
+                <w:i w:val="0"/>
+                <w:sz w:val="19"/>
+              </w:rPr>
+              <w:t>---</w:t>
+            </w:r>
+          </w:p>
+        </w:tc>
+        <w:tc>
+          <w:tcPr>
+            <w:tcW w:type="dxa" w:w="1813"/>
+          </w:tcPr>
+          <w:p>
+            <w:pPr>
+              <w:jc w:val="left"/>
+            </w:pPr>
+            <w:r/>
+            <w:r>
+              <w:rPr>
+                <w:rFonts w:ascii="Microsoft YaHei" w:hAnsi="Microsoft YaHei" w:eastAsia="Microsoft YaHei"/>
+                <w:b w:val="0"/>
+                <w:i w:val="0"/>
+                <w:sz w:val="19"/>
+              </w:rPr>
+              <w:t>---</w:t>
+            </w:r>
+          </w:p>
+        </w:tc>
+        <w:tc>
+          <w:tcPr>
+            <w:tcW w:type="dxa" w:w="1813"/>
+          </w:tcPr>
+          <w:p>
+            <w:pPr>
+              <w:jc w:val="left"/>
+            </w:pPr>
+            <w:r/>
+            <w:r>
+              <w:rPr>
+                <w:rFonts w:ascii="Microsoft YaHei" w:hAnsi="Microsoft YaHei" w:eastAsia="Microsoft YaHei"/>
+                <w:b w:val="0"/>
+                <w:i w:val="0"/>
+                <w:sz w:val="19"/>
+              </w:rPr>
+              <w:t>---</w:t>
+            </w:r>
+          </w:p>
+        </w:tc>
+        <w:tc>
+          <w:tcPr>
+            <w:tcW w:type="dxa" w:w="1813"/>
+          </w:tcPr>
+          <w:p>
+            <w:pPr>
+              <w:jc w:val="left"/>
+            </w:pPr>
+            <w:r/>
+            <w:r>
+              <w:rPr>
+                <w:rFonts w:ascii="Microsoft YaHei" w:hAnsi="Microsoft YaHei" w:eastAsia="Microsoft YaHei"/>
+                <w:b w:val="0"/>
+                <w:i w:val="0"/>
+                <w:sz w:val="19"/>
+              </w:rPr>
+              <w:t>---</w:t>
             </w:r>
           </w:p>
         </w:tc>
@@ -1250,7 +1508,7 @@
                 <w:i w:val="0"/>
                 <w:sz w:val="19"/>
               </w:rPr>
-              <w:t>未接入，公开图片无审核</w:t>
+              <w:t>未接入，公开图片无审核，影响合规</w:t>
             </w:r>
           </w:p>
         </w:tc>
@@ -1270,7 +1528,7 @@
                 <w:i w:val="0"/>
                 <w:sz w:val="19"/>
               </w:rPr>
-              <w:t>对接阿里云/腾讯云内容安全（图片+文字异步审核），复用现有审核队列</w:t>
+              <w:t>对接阿里云或腾讯云内容安全服务（图片+文字异步审核）；复用现有审核队列机制——上传后异步提交审核，审核通过前仅本人可见，通过后公开；审核结果回调更新帖子状态</w:t>
             </w:r>
           </w:p>
         </w:tc>
@@ -1290,7 +1548,7 @@
                 <w:i w:val="0"/>
                 <w:sz w:val="19"/>
               </w:rPr>
-              <w:t>上传图片自动过审，违规内容拦截</w:t>
+              <w:t>上传图片自动提交审核，违规内容拦截，审核状态可查询</w:t>
             </w:r>
           </w:p>
         </w:tc>
@@ -1352,7 +1610,7 @@
                 <w:i w:val="0"/>
                 <w:sz w:val="19"/>
               </w:rPr>
-              <w:t>后端已支持，App 端待补</w:t>
+              <w:t>后端已支持，App 端字段待补</w:t>
             </w:r>
           </w:p>
         </w:tc>
@@ -1372,7 +1630,7 @@
                 <w:i w:val="0"/>
                 <w:sz w:val="19"/>
               </w:rPr>
-              <w:t>排期补 App 端文字备注字段；统一种子数据口径</w:t>
+              <w:t>闪拍 App 端增加文字备注（textNote）输入与存储；统一种子数据与前端类型口径，确保 App→社区同步时文字备注完整传递</w:t>
             </w:r>
           </w:p>
         </w:tc>
@@ -1392,7 +1650,251 @@
                 <w:i w:val="0"/>
                 <w:sz w:val="19"/>
               </w:rPr>
-              <w:t>闪拍同步含文字备注，数据完整</w:t>
+              <w:t>闪拍同步含文字备注，社区素材库可见备注内容</w:t>
+            </w:r>
+          </w:p>
+        </w:tc>
+      </w:tr>
+    </w:tbl>
+    <w:p>
+      <w:pPr>
+        <w:spacing w:after="0"/>
+      </w:pPr>
+    </w:p>
+    <w:p>
+      <w:pPr>
+        <w:pStyle w:val="Heading3"/>
+      </w:pPr>
+      <w:r>
+        <w:rPr>
+          <w:rFonts w:ascii="Microsoft YaHei" w:hAnsi="Microsoft YaHei" w:eastAsia="Microsoft YaHei"/>
+          <w:b/>
+          <w:i w:val="0"/>
+          <w:sz w:val="24"/>
+        </w:rPr>
+        <w:t>2.3 第三周（9.3 — 9.9）：社群治理闭环</w:t>
+      </w:r>
+    </w:p>
+    <w:tbl>
+      <w:tblPr>
+        <w:tblStyle w:val="TableGrid"/>
+        <w:tblW w:type="auto" w:w="0"/>
+        <w:jc w:val="center"/>
+        <w:tblLayout w:type="autofit"/>
+        <w:tblLook w:firstColumn="1" w:firstRow="1" w:lastColumn="0" w:lastRow="0" w:noHBand="0" w:noVBand="1" w:val="04A0"/>
+      </w:tblPr>
+      <w:tblGrid>
+        <w:gridCol w:w="1813"/>
+        <w:gridCol w:w="1813"/>
+        <w:gridCol w:w="1813"/>
+        <w:gridCol w:w="1813"/>
+        <w:gridCol w:w="1813"/>
+      </w:tblGrid>
+      <w:tr>
+        <w:tc>
+          <w:tcPr>
+            <w:tcW w:type="dxa" w:w="1813"/>
+            <w:shd w:val="clear" w:color="auto" w:fill="D9D9D9"/>
+          </w:tcPr>
+          <w:p>
+            <w:pPr>
+              <w:jc w:val="center"/>
+            </w:pPr>
+            <w:r/>
+            <w:r>
+              <w:rPr>
+                <w:rFonts w:ascii="Microsoft YaHei" w:hAnsi="Microsoft YaHei" w:eastAsia="Microsoft YaHei"/>
+                <w:b/>
+                <w:i w:val="0"/>
+                <w:sz w:val="20"/>
+              </w:rPr>
+              <w:t>#</w:t>
+            </w:r>
+          </w:p>
+        </w:tc>
+        <w:tc>
+          <w:tcPr>
+            <w:tcW w:type="dxa" w:w="1813"/>
+            <w:shd w:val="clear" w:color="auto" w:fill="D9D9D9"/>
+          </w:tcPr>
+          <w:p>
+            <w:pPr>
+              <w:jc w:val="center"/>
+            </w:pPr>
+            <w:r/>
+            <w:r>
+              <w:rPr>
+                <w:rFonts w:ascii="Microsoft YaHei" w:hAnsi="Microsoft YaHei" w:eastAsia="Microsoft YaHei"/>
+                <w:b/>
+                <w:i w:val="0"/>
+                <w:sz w:val="20"/>
+              </w:rPr>
+              <w:t>研究任务</w:t>
+            </w:r>
+          </w:p>
+        </w:tc>
+        <w:tc>
+          <w:tcPr>
+            <w:tcW w:type="dxa" w:w="1813"/>
+            <w:shd w:val="clear" w:color="auto" w:fill="D9D9D9"/>
+          </w:tcPr>
+          <w:p>
+            <w:pPr>
+              <w:jc w:val="center"/>
+            </w:pPr>
+            <w:r/>
+            <w:r>
+              <w:rPr>
+                <w:rFonts w:ascii="Microsoft YaHei" w:hAnsi="Microsoft YaHei" w:eastAsia="Microsoft YaHei"/>
+                <w:b/>
+                <w:i w:val="0"/>
+                <w:sz w:val="20"/>
+              </w:rPr>
+              <w:t>当前状态</w:t>
+            </w:r>
+          </w:p>
+        </w:tc>
+        <w:tc>
+          <w:tcPr>
+            <w:tcW w:type="dxa" w:w="1813"/>
+            <w:shd w:val="clear" w:color="auto" w:fill="D9D9D9"/>
+          </w:tcPr>
+          <w:p>
+            <w:pPr>
+              <w:jc w:val="center"/>
+            </w:pPr>
+            <w:r/>
+            <w:r>
+              <w:rPr>
+                <w:rFonts w:ascii="Microsoft YaHei" w:hAnsi="Microsoft YaHei" w:eastAsia="Microsoft YaHei"/>
+                <w:b/>
+                <w:i w:val="0"/>
+                <w:sz w:val="20"/>
+              </w:rPr>
+              <w:t>计划内容</w:t>
+            </w:r>
+          </w:p>
+        </w:tc>
+        <w:tc>
+          <w:tcPr>
+            <w:tcW w:type="dxa" w:w="1813"/>
+            <w:shd w:val="clear" w:color="auto" w:fill="D9D9D9"/>
+          </w:tcPr>
+          <w:p>
+            <w:pPr>
+              <w:jc w:val="center"/>
+            </w:pPr>
+            <w:r/>
+            <w:r>
+              <w:rPr>
+                <w:rFonts w:ascii="Microsoft YaHei" w:hAnsi="Microsoft YaHei" w:eastAsia="Microsoft YaHei"/>
+                <w:b/>
+                <w:i w:val="0"/>
+                <w:sz w:val="20"/>
+              </w:rPr>
+              <w:t>验收标准</w:t>
+            </w:r>
+          </w:p>
+        </w:tc>
+      </w:tr>
+      <w:tr>
+        <w:tc>
+          <w:tcPr>
+            <w:tcW w:type="dxa" w:w="1813"/>
+          </w:tcPr>
+          <w:p>
+            <w:pPr>
+              <w:jc w:val="left"/>
+            </w:pPr>
+            <w:r/>
+            <w:r>
+              <w:rPr>
+                <w:rFonts w:ascii="Microsoft YaHei" w:hAnsi="Microsoft YaHei" w:eastAsia="Microsoft YaHei"/>
+                <w:b w:val="0"/>
+                <w:i w:val="0"/>
+                <w:sz w:val="19"/>
+              </w:rPr>
+              <w:t>---</w:t>
+            </w:r>
+          </w:p>
+        </w:tc>
+        <w:tc>
+          <w:tcPr>
+            <w:tcW w:type="dxa" w:w="1813"/>
+          </w:tcPr>
+          <w:p>
+            <w:pPr>
+              <w:jc w:val="left"/>
+            </w:pPr>
+            <w:r/>
+            <w:r>
+              <w:rPr>
+                <w:rFonts w:ascii="Microsoft YaHei" w:hAnsi="Microsoft YaHei" w:eastAsia="Microsoft YaHei"/>
+                <w:b w:val="0"/>
+                <w:i w:val="0"/>
+                <w:sz w:val="19"/>
+              </w:rPr>
+              <w:t>---</w:t>
+            </w:r>
+          </w:p>
+        </w:tc>
+        <w:tc>
+          <w:tcPr>
+            <w:tcW w:type="dxa" w:w="1813"/>
+          </w:tcPr>
+          <w:p>
+            <w:pPr>
+              <w:jc w:val="left"/>
+            </w:pPr>
+            <w:r/>
+            <w:r>
+              <w:rPr>
+                <w:rFonts w:ascii="Microsoft YaHei" w:hAnsi="Microsoft YaHei" w:eastAsia="Microsoft YaHei"/>
+                <w:b w:val="0"/>
+                <w:i w:val="0"/>
+                <w:sz w:val="19"/>
+              </w:rPr>
+              <w:t>---</w:t>
+            </w:r>
+          </w:p>
+        </w:tc>
+        <w:tc>
+          <w:tcPr>
+            <w:tcW w:type="dxa" w:w="1813"/>
+          </w:tcPr>
+          <w:p>
+            <w:pPr>
+              <w:jc w:val="left"/>
+            </w:pPr>
+            <w:r/>
+            <w:r>
+              <w:rPr>
+                <w:rFonts w:ascii="Microsoft YaHei" w:hAnsi="Microsoft YaHei" w:eastAsia="Microsoft YaHei"/>
+                <w:b w:val="0"/>
+                <w:i w:val="0"/>
+                <w:sz w:val="19"/>
+              </w:rPr>
+              <w:t>---</w:t>
+            </w:r>
+          </w:p>
+        </w:tc>
+        <w:tc>
+          <w:tcPr>
+            <w:tcW w:type="dxa" w:w="1813"/>
+          </w:tcPr>
+          <w:p>
+            <w:pPr>
+              <w:jc w:val="left"/>
+            </w:pPr>
+            <w:r/>
+            <w:r>
+              <w:rPr>
+                <w:rFonts w:ascii="Microsoft YaHei" w:hAnsi="Microsoft YaHei" w:eastAsia="Microsoft YaHei"/>
+                <w:b w:val="0"/>
+                <w:i w:val="0"/>
+                <w:sz w:val="19"/>
+              </w:rPr>
+              <w:t>---</w:t>
             </w:r>
           </w:p>
         </w:tc>
@@ -1454,7 +1956,7 @@
                 <w:i w:val="0"/>
                 <w:sz w:val="19"/>
               </w:rPr>
-              <w:t>后端接口就绪，前端 UI 未接入</w:t>
+              <w:t>后端接口全部就绪，前端 UI 未接入</w:t>
             </w:r>
           </w:p>
         </w:tc>
@@ -1474,7 +1976,7 @@
                 <w:i w:val="0"/>
                 <w:sz w:val="19"/>
               </w:rPr>
-              <w:t>踢出成员、挑战创建对话框接入页面、成员角色分配 UI、社群搜索 UI</w:t>
+              <w:t>① 踢出成员：社群设置页接入移除成员按钮与确认对话框；② 挑战创建：将已建好的 create-challenge-dialog 组件接入社群空间页；③ 成员角色分配：在成员列表页增加角色切换下拉（管理员/版主/普通）；④ 社群搜索：发现页新增独立搜索 UI，调用已有搜索 API</w:t>
             </w:r>
           </w:p>
         </w:tc>
@@ -1494,7 +1996,251 @@
                 <w:i w:val="0"/>
                 <w:sz w:val="19"/>
               </w:rPr>
-              <w:t>四项管理功能可操作</w:t>
+              <w:t>四项管理功能均可操作，非创建者管理员也可执行</w:t>
+            </w:r>
+          </w:p>
+        </w:tc>
+      </w:tr>
+    </w:tbl>
+    <w:p>
+      <w:pPr>
+        <w:spacing w:after="0"/>
+      </w:pPr>
+    </w:p>
+    <w:p>
+      <w:pPr>
+        <w:pStyle w:val="Heading3"/>
+      </w:pPr>
+      <w:r>
+        <w:rPr>
+          <w:rFonts w:ascii="Microsoft YaHei" w:hAnsi="Microsoft YaHei" w:eastAsia="Microsoft YaHei"/>
+          <w:b/>
+          <w:i w:val="0"/>
+          <w:sz w:val="24"/>
+        </w:rPr>
+        <w:t>2.4 第四周（9.10 — 9.16）：用户权利与发布准备</w:t>
+      </w:r>
+    </w:p>
+    <w:tbl>
+      <w:tblPr>
+        <w:tblStyle w:val="TableGrid"/>
+        <w:tblW w:type="auto" w:w="0"/>
+        <w:jc w:val="center"/>
+        <w:tblLayout w:type="autofit"/>
+        <w:tblLook w:firstColumn="1" w:firstRow="1" w:lastColumn="0" w:lastRow="0" w:noHBand="0" w:noVBand="1" w:val="04A0"/>
+      </w:tblPr>
+      <w:tblGrid>
+        <w:gridCol w:w="1813"/>
+        <w:gridCol w:w="1813"/>
+        <w:gridCol w:w="1813"/>
+        <w:gridCol w:w="1813"/>
+        <w:gridCol w:w="1813"/>
+      </w:tblGrid>
+      <w:tr>
+        <w:tc>
+          <w:tcPr>
+            <w:tcW w:type="dxa" w:w="1813"/>
+            <w:shd w:val="clear" w:color="auto" w:fill="D9D9D9"/>
+          </w:tcPr>
+          <w:p>
+            <w:pPr>
+              <w:jc w:val="center"/>
+            </w:pPr>
+            <w:r/>
+            <w:r>
+              <w:rPr>
+                <w:rFonts w:ascii="Microsoft YaHei" w:hAnsi="Microsoft YaHei" w:eastAsia="Microsoft YaHei"/>
+                <w:b/>
+                <w:i w:val="0"/>
+                <w:sz w:val="20"/>
+              </w:rPr>
+              <w:t>#</w:t>
+            </w:r>
+          </w:p>
+        </w:tc>
+        <w:tc>
+          <w:tcPr>
+            <w:tcW w:type="dxa" w:w="1813"/>
+            <w:shd w:val="clear" w:color="auto" w:fill="D9D9D9"/>
+          </w:tcPr>
+          <w:p>
+            <w:pPr>
+              <w:jc w:val="center"/>
+            </w:pPr>
+            <w:r/>
+            <w:r>
+              <w:rPr>
+                <w:rFonts w:ascii="Microsoft YaHei" w:hAnsi="Microsoft YaHei" w:eastAsia="Microsoft YaHei"/>
+                <w:b/>
+                <w:i w:val="0"/>
+                <w:sz w:val="20"/>
+              </w:rPr>
+              <w:t>研究任务</w:t>
+            </w:r>
+          </w:p>
+        </w:tc>
+        <w:tc>
+          <w:tcPr>
+            <w:tcW w:type="dxa" w:w="1813"/>
+            <w:shd w:val="clear" w:color="auto" w:fill="D9D9D9"/>
+          </w:tcPr>
+          <w:p>
+            <w:pPr>
+              <w:jc w:val="center"/>
+            </w:pPr>
+            <w:r/>
+            <w:r>
+              <w:rPr>
+                <w:rFonts w:ascii="Microsoft YaHei" w:hAnsi="Microsoft YaHei" w:eastAsia="Microsoft YaHei"/>
+                <w:b/>
+                <w:i w:val="0"/>
+                <w:sz w:val="20"/>
+              </w:rPr>
+              <w:t>当前状态</w:t>
+            </w:r>
+          </w:p>
+        </w:tc>
+        <w:tc>
+          <w:tcPr>
+            <w:tcW w:type="dxa" w:w="1813"/>
+            <w:shd w:val="clear" w:color="auto" w:fill="D9D9D9"/>
+          </w:tcPr>
+          <w:p>
+            <w:pPr>
+              <w:jc w:val="center"/>
+            </w:pPr>
+            <w:r/>
+            <w:r>
+              <w:rPr>
+                <w:rFonts w:ascii="Microsoft YaHei" w:hAnsi="Microsoft YaHei" w:eastAsia="Microsoft YaHei"/>
+                <w:b/>
+                <w:i w:val="0"/>
+                <w:sz w:val="20"/>
+              </w:rPr>
+              <w:t>计划内容</w:t>
+            </w:r>
+          </w:p>
+        </w:tc>
+        <w:tc>
+          <w:tcPr>
+            <w:tcW w:type="dxa" w:w="1813"/>
+            <w:shd w:val="clear" w:color="auto" w:fill="D9D9D9"/>
+          </w:tcPr>
+          <w:p>
+            <w:pPr>
+              <w:jc w:val="center"/>
+            </w:pPr>
+            <w:r/>
+            <w:r>
+              <w:rPr>
+                <w:rFonts w:ascii="Microsoft YaHei" w:hAnsi="Microsoft YaHei" w:eastAsia="Microsoft YaHei"/>
+                <w:b/>
+                <w:i w:val="0"/>
+                <w:sz w:val="20"/>
+              </w:rPr>
+              <w:t>验收标准</w:t>
+            </w:r>
+          </w:p>
+        </w:tc>
+      </w:tr>
+      <w:tr>
+        <w:tc>
+          <w:tcPr>
+            <w:tcW w:type="dxa" w:w="1813"/>
+          </w:tcPr>
+          <w:p>
+            <w:pPr>
+              <w:jc w:val="left"/>
+            </w:pPr>
+            <w:r/>
+            <w:r>
+              <w:rPr>
+                <w:rFonts w:ascii="Microsoft YaHei" w:hAnsi="Microsoft YaHei" w:eastAsia="Microsoft YaHei"/>
+                <w:b w:val="0"/>
+                <w:i w:val="0"/>
+                <w:sz w:val="19"/>
+              </w:rPr>
+              <w:t>---</w:t>
+            </w:r>
+          </w:p>
+        </w:tc>
+        <w:tc>
+          <w:tcPr>
+            <w:tcW w:type="dxa" w:w="1813"/>
+          </w:tcPr>
+          <w:p>
+            <w:pPr>
+              <w:jc w:val="left"/>
+            </w:pPr>
+            <w:r/>
+            <w:r>
+              <w:rPr>
+                <w:rFonts w:ascii="Microsoft YaHei" w:hAnsi="Microsoft YaHei" w:eastAsia="Microsoft YaHei"/>
+                <w:b w:val="0"/>
+                <w:i w:val="0"/>
+                <w:sz w:val="19"/>
+              </w:rPr>
+              <w:t>---</w:t>
+            </w:r>
+          </w:p>
+        </w:tc>
+        <w:tc>
+          <w:tcPr>
+            <w:tcW w:type="dxa" w:w="1813"/>
+          </w:tcPr>
+          <w:p>
+            <w:pPr>
+              <w:jc w:val="left"/>
+            </w:pPr>
+            <w:r/>
+            <w:r>
+              <w:rPr>
+                <w:rFonts w:ascii="Microsoft YaHei" w:hAnsi="Microsoft YaHei" w:eastAsia="Microsoft YaHei"/>
+                <w:b w:val="0"/>
+                <w:i w:val="0"/>
+                <w:sz w:val="19"/>
+              </w:rPr>
+              <w:t>---</w:t>
+            </w:r>
+          </w:p>
+        </w:tc>
+        <w:tc>
+          <w:tcPr>
+            <w:tcW w:type="dxa" w:w="1813"/>
+          </w:tcPr>
+          <w:p>
+            <w:pPr>
+              <w:jc w:val="left"/>
+            </w:pPr>
+            <w:r/>
+            <w:r>
+              <w:rPr>
+                <w:rFonts w:ascii="Microsoft YaHei" w:hAnsi="Microsoft YaHei" w:eastAsia="Microsoft YaHei"/>
+                <w:b w:val="0"/>
+                <w:i w:val="0"/>
+                <w:sz w:val="19"/>
+              </w:rPr>
+              <w:t>---</w:t>
+            </w:r>
+          </w:p>
+        </w:tc>
+        <w:tc>
+          <w:tcPr>
+            <w:tcW w:type="dxa" w:w="1813"/>
+          </w:tcPr>
+          <w:p>
+            <w:pPr>
+              <w:jc w:val="left"/>
+            </w:pPr>
+            <w:r/>
+            <w:r>
+              <w:rPr>
+                <w:rFonts w:ascii="Microsoft YaHei" w:hAnsi="Microsoft YaHei" w:eastAsia="Microsoft YaHei"/>
+                <w:b w:val="0"/>
+                <w:i w:val="0"/>
+                <w:sz w:val="19"/>
+              </w:rPr>
+              <w:t>---</w:t>
             </w:r>
           </w:p>
         </w:tc>
@@ -1556,7 +2302,7 @@
                 <w:i w:val="0"/>
                 <w:sz w:val="19"/>
               </w:rPr>
-              <w:t>未实现，影响合规</w:t>
+              <w:t>未实现，影响用户数据权利与合规</w:t>
             </w:r>
           </w:p>
         </w:tc>
@@ -1576,7 +2322,7 @@
                 <w:i w:val="0"/>
                 <w:sz w:val="19"/>
               </w:rPr>
-              <w:t>新增个人数据导出 API（JSON/PDF）与账号注销流程</w:t>
+              <w:t>① 新增个人数据导出 API：导出用户帖子/日记/游记/闪拍为 JSON 或 PDF；前端个人设置页增加"导出我的数据"按钮；② 账号注销：后端注销接口（软删除用户+关联内容）；前端增加注销流程（二次确认+冷静期）</w:t>
             </w:r>
           </w:p>
         </w:tc>
@@ -1596,7 +2342,109 @@
                 <w:i w:val="0"/>
                 <w:sz w:val="19"/>
               </w:rPr>
-              <w:t>用户可导出个人数据、可注销账号</w:t>
+              <w:t>用户可一键导出个人数据，可注销账号（含冷静期提示）</w:t>
+            </w:r>
+          </w:p>
+        </w:tc>
+      </w:tr>
+      <w:tr>
+        <w:tc>
+          <w:tcPr>
+            <w:tcW w:type="dxa" w:w="1813"/>
+          </w:tcPr>
+          <w:p>
+            <w:pPr>
+              <w:jc w:val="left"/>
+            </w:pPr>
+            <w:r/>
+            <w:r>
+              <w:rPr>
+                <w:rFonts w:ascii="Microsoft YaHei" w:hAnsi="Microsoft YaHei" w:eastAsia="Microsoft YaHei"/>
+                <w:b w:val="0"/>
+                <w:i w:val="0"/>
+                <w:sz w:val="19"/>
+              </w:rPr>
+              <w:t>7</w:t>
+            </w:r>
+          </w:p>
+        </w:tc>
+        <w:tc>
+          <w:tcPr>
+            <w:tcW w:type="dxa" w:w="1813"/>
+          </w:tcPr>
+          <w:p>
+            <w:pPr>
+              <w:jc w:val="left"/>
+            </w:pPr>
+            <w:r/>
+            <w:r>
+              <w:rPr>
+                <w:rFonts w:ascii="Microsoft YaHei" w:hAnsi="Microsoft YaHei" w:eastAsia="Microsoft YaHei"/>
+                <w:b w:val="0"/>
+                <w:i w:val="0"/>
+                <w:sz w:val="19"/>
+              </w:rPr>
+              <w:t>V1.0 发布验证</w:t>
+            </w:r>
+          </w:p>
+        </w:tc>
+        <w:tc>
+          <w:tcPr>
+            <w:tcW w:type="dxa" w:w="1813"/>
+          </w:tcPr>
+          <w:p>
+            <w:pPr>
+              <w:jc w:val="left"/>
+            </w:pPr>
+            <w:r/>
+            <w:r>
+              <w:rPr>
+                <w:rFonts w:ascii="Microsoft YaHei" w:hAnsi="Microsoft YaHei" w:eastAsia="Microsoft YaHei"/>
+                <w:b w:val="0"/>
+                <w:i w:val="0"/>
+                <w:sz w:val="19"/>
+              </w:rPr>
+              <w:t>以上六项完成后</w:t>
+            </w:r>
+          </w:p>
+        </w:tc>
+        <w:tc>
+          <w:tcPr>
+            <w:tcW w:type="dxa" w:w="1813"/>
+          </w:tcPr>
+          <w:p>
+            <w:pPr>
+              <w:jc w:val="left"/>
+            </w:pPr>
+            <w:r/>
+            <w:r>
+              <w:rPr>
+                <w:rFonts w:ascii="Microsoft YaHei" w:hAnsi="Microsoft YaHei" w:eastAsia="Microsoft YaHei"/>
+                <w:b w:val="0"/>
+                <w:i w:val="0"/>
+                <w:sz w:val="19"/>
+              </w:rPr>
+              <w:t>全链路回归测试（注册→发帖→AI生成→社群→审核→分享）；线上环境部署验证；编写发布说明</w:t>
+            </w:r>
+          </w:p>
+        </w:tc>
+        <w:tc>
+          <w:tcPr>
+            <w:tcW w:type="dxa" w:w="1813"/>
+          </w:tcPr>
+          <w:p>
+            <w:pPr>
+              <w:jc w:val="left"/>
+            </w:pPr>
+            <w:r/>
+            <w:r>
+              <w:rPr>
+                <w:rFonts w:ascii="Microsoft YaHei" w:hAnsi="Microsoft YaHei" w:eastAsia="Microsoft YaHei"/>
+                <w:b w:val="0"/>
+                <w:i w:val="0"/>
+                <w:sz w:val="19"/>
+              </w:rPr>
+              <w:t>核心闭环无阻断，线上可正常访问</w:t>
             </w:r>
           </w:p>
         </w:tc>
@@ -1624,7 +2472,7 @@
           <w:i w:val="0"/>
           <w:sz w:val="21"/>
         </w:rPr>
-        <w:t>：V1.0 上线就绪的社区平台（以上六项全部闭环）。</w:t>
+        <w:t>：V1.0 上线就绪的社区平台（以上七项全部闭环，可正式发布）。</w:t>
       </w:r>
     </w:p>
     <w:p>
@@ -1646,7 +2494,7 @@
           <w:i w:val="0"/>
           <w:sz w:val="30"/>
         </w:rPr>
-        <w:t>三、第二阶段：社区社交深化（9月）</w:t>
+        <w:t>三、第二阶段：社区社交深化</w:t>
       </w:r>
     </w:p>
     <w:p>
@@ -2125,7 +2973,7 @@
                 <w:i w:val="0"/>
                 <w:sz w:val="19"/>
               </w:rPr>
-              <w:t>社群设置/成员管理/挑战创建 UI</w:t>
+              <w:t>社群设置/成员管理/挑战创建 UI 完善</w:t>
             </w:r>
           </w:p>
         </w:tc>
@@ -2165,7 +3013,7 @@
                 <w:i w:val="0"/>
                 <w:sz w:val="19"/>
               </w:rPr>
-              <w:t>社群设置页面完善、成员管理（踢出）、挑战创建对话框接入页面</w:t>
+              <w:t>社群设置页面完善、成员管理（踢出）优化、挑战创建对话框接入页面</w:t>
             </w:r>
           </w:p>
         </w:tc>
@@ -2235,7 +3083,7 @@
           <w:i w:val="0"/>
           <w:sz w:val="30"/>
         </w:rPr>
-        <w:t>四、第三阶段：旅行场景增强（10月）</w:t>
+        <w:t>四、第三阶段：旅行场景增强</w:t>
       </w:r>
     </w:p>
     <w:p>
@@ -2824,7 +3672,7 @@
           <w:i w:val="0"/>
           <w:sz w:val="30"/>
         </w:rPr>
-        <w:t>五、第四阶段：差异化沉浸体验（11月）</w:t>
+        <w:t>五、第四阶段：差异化沉浸体验</w:t>
       </w:r>
     </w:p>
     <w:p>
@@ -3413,7 +4261,7 @@
           <w:i w:val="0"/>
           <w:sz w:val="30"/>
         </w:rPr>
-        <w:t>六、第五阶段：高级推荐与持续优化（12月—1月）</w:t>
+        <w:t>六、第五阶段：高级推荐与持续优化</w:t>
       </w:r>
     </w:p>
     <w:p>

--- a/徐霞客社区建设情况汇报.docx
+++ b/徐霞客社区建设情况汇报.docx
@@ -751,7 +751,7 @@
           <w:i w:val="0"/>
           <w:sz w:val="30"/>
         </w:rPr>
-        <w:t>二、第一阶段：V1.0 上线必修项（8月下旬 — 9月中旬）</w:t>
+        <w:t>二、第一阶段：V1.0 上线必修项</w:t>
       </w:r>
     </w:p>
     <w:p>
@@ -776,7 +776,7 @@
           <w:i w:val="0"/>
           <w:sz w:val="24"/>
         </w:rPr>
-        <w:t>2.1 第一周（8.20 — 8.26）：基础设施与安全</w:t>
+        <w:t>2.1 第一周：基础设施与安全</w:t>
       </w:r>
     </w:p>
     <w:tbl>
@@ -1224,7 +1224,7 @@
           <w:i w:val="0"/>
           <w:sz w:val="24"/>
         </w:rPr>
-        <w:t>2.2 第二周（8.27 — 9.2）：内容合规与数据完整</w:t>
+        <w:t>2.2 第二周：内容合规与数据完整</w:t>
       </w:r>
     </w:p>
     <w:tbl>
@@ -1672,7 +1672,7 @@
           <w:i w:val="0"/>
           <w:sz w:val="24"/>
         </w:rPr>
-        <w:t>2.3 第三周（9.3 — 9.9）：社群治理闭环</w:t>
+        <w:t>2.3 第三周：社群治理闭环</w:t>
       </w:r>
     </w:p>
     <w:tbl>
@@ -2018,7 +2018,7 @@
           <w:i w:val="0"/>
           <w:sz w:val="24"/>
         </w:rPr>
-        <w:t>2.4 第四周（9.10 — 9.16）：用户权利与发布准备</w:t>
+        <w:t>2.4 第四周：用户权利与发布准备</w:t>
       </w:r>
     </w:p>
     <w:tbl>
